--- a/Courses/Computer-Modeling-and-IT/Computer-Modeling-and-IT-6-Class/18-Animation-Effects-and-Slide-Duration/18-Animation-Effects-and-Slide-Duration-Exercises.docx
+++ b/Courses/Computer-Modeling-and-IT/Computer-Modeling-and-IT-6-Class/18-Animation-Effects-and-Slide-Duration/18-Animation-Effects-and-Slide-Duration-Exercises.docx
@@ -72,9 +72,9 @@
           <w:noProof/>
         </w:rPr>
         <w:drawing>
-          <wp:inline distT="0" distB="0" distL="0" distR="0" wp14:anchorId="5D1D7169" wp14:editId="4D710A90">
-            <wp:extent cx="736979" cy="330534"/>
-            <wp:effectExtent l="0" t="0" r="6350" b="0"/>
+          <wp:inline distT="0" distB="0" distL="0" distR="0" wp14:anchorId="5D1D7169" wp14:editId="044E9480">
+            <wp:extent cx="761026" cy="341061"/>
+            <wp:effectExtent l="0" t="0" r="1270" b="1905"/>
             <wp:docPr id="5" name="Picture 4"/>
             <wp:cNvGraphicFramePr>
               <a:graphicFrameLocks xmlns:a="http://schemas.openxmlformats.org/drawingml/2006/main" noChangeAspect="1"/>
@@ -103,7 +103,7 @@
                   <pic:spPr>
                     <a:xfrm>
                       <a:off x="0" y="0"/>
-                      <a:ext cx="761026" cy="341319"/>
+                      <a:ext cx="761026" cy="341061"/>
                     </a:xfrm>
                     <a:prstGeom prst="rect">
                       <a:avLst/>
@@ -1312,7 +1312,7 @@
           <w:noProof/>
         </w:rPr>
         <w:drawing>
-          <wp:inline distT="0" distB="0" distL="0" distR="0" wp14:anchorId="4E2A0E07" wp14:editId="6F54A99A">
+          <wp:inline distT="0" distB="0" distL="0" distR="0" wp14:anchorId="4E2A0E07" wp14:editId="48BC8BDE">
             <wp:extent cx="1836922" cy="2556000"/>
             <wp:effectExtent l="19050" t="19050" r="11430" b="15875"/>
             <wp:docPr id="1" name="Picture 1" descr="undefined"/>
